--- a/Equipment_Offer_Template.docx
+++ b/Equipment_Offer_Template.docx
@@ -6803,6 +6803,15 @@
       </w:pPr>
     </w:p>
     <w:p>
+      <w:r>
+        <w:rPr>
+          <w:rFonts w:ascii="Calibri" w:hAnsi="Calibri" w:cs="Calibri"/>
+          <w:color w:val="1F2937"/>
+        </w:rPr>
+        <w:t>{%p if show_burner_adv %}</w:t>
+      </w:r>
+    </w:p>
+    <w:p>
       <w:pPr>
         <w:autoSpaceDE w:val="0"/>
         <w:autoSpaceDN w:val="0"/>
@@ -7291,6 +7300,24 @@
       </w:pPr>
     </w:p>
     <w:p>
+      <w:r>
+        <w:rPr>
+          <w:rFonts w:ascii="Calibri" w:hAnsi="Calibri" w:cs="Calibri"/>
+          <w:color w:val="1F2937"/>
+        </w:rPr>
+        <w:t>{%p endif %}</w:t>
+      </w:r>
+    </w:p>
+    <w:p>
+      <w:r>
+        <w:rPr>
+          <w:rFonts w:ascii="Calibri" w:hAnsi="Calibri" w:cs="Calibri"/>
+          <w:color w:val="1F2937"/>
+        </w:rPr>
+        <w:t>{%p if show_blower_adv %}</w:t>
+      </w:r>
+    </w:p>
+    <w:p>
       <w:pPr>
         <w:autoSpaceDE w:val="0"/>
         <w:autoSpaceDN w:val="0"/>
@@ -7586,6 +7613,24 @@
           <w:szCs w:val="28"/>
         </w:rPr>
       </w:pPr>
+    </w:p>
+    <w:p>
+      <w:r>
+        <w:rPr>
+          <w:rFonts w:ascii="Calibri" w:hAnsi="Calibri" w:cs="Calibri"/>
+          <w:color w:val="1F2937"/>
+        </w:rPr>
+        <w:t>{%p endif %}</w:t>
+      </w:r>
+    </w:p>
+    <w:p>
+      <w:r>
+        <w:rPr>
+          <w:rFonts w:ascii="Calibri" w:hAnsi="Calibri" w:cs="Calibri"/>
+          <w:color w:val="1F2937"/>
+        </w:rPr>
+        <w:t>{%p if show_pumping_adv %}</w:t>
+      </w:r>
     </w:p>
     <w:p>
       <w:pPr>
@@ -7881,6 +7926,15 @@
           <w:szCs w:val="22"/>
         </w:rPr>
       </w:pPr>
+    </w:p>
+    <w:p>
+      <w:r>
+        <w:rPr>
+          <w:rFonts w:ascii="Calibri" w:hAnsi="Calibri" w:cs="Calibri"/>
+          <w:color w:val="1F2937"/>
+        </w:rPr>
+        <w:t>{%p endif %}</w:t>
+      </w:r>
     </w:p>
     <w:p>
       <w:pPr>
